--- a/documents/manual/manual.docx
+++ b/documents/manual/manual.docx
@@ -136,7 +136,7 @@
           <w:sz w:val="24"/>
           <w:szCs w:val="24"/>
         </w:rPr>
-        <w:t>0</w:t>
+        <w:t>1</w:t>
       </w:r>
       <w:r>
         <w:rPr>
@@ -152,7 +152,7 @@
           <w:sz w:val="24"/>
           <w:szCs w:val="24"/>
         </w:rPr>
-        <w:t>1</w:t>
+        <w:t>0</w:t>
       </w:r>
     </w:p>
     <w:p>
@@ -194,7 +194,7 @@
           <w:sz w:val="24"/>
           <w:szCs w:val="24"/>
         </w:rPr>
-        <w:t>1</w:t>
+        <w:t>5</w:t>
       </w:r>
       <w:r>
         <w:rPr>
@@ -210,15 +210,7 @@
           <w:sz w:val="24"/>
           <w:szCs w:val="24"/>
         </w:rPr>
-        <w:t>1</w:t>
-      </w:r>
-      <w:r>
-        <w:rPr>
-          <w:rFonts w:hint="eastAsia"/>
-          <w:sz w:val="24"/>
-          <w:szCs w:val="24"/>
-        </w:rPr>
-        <w:t>9</w:t>
+        <w:t>3</w:t>
       </w:r>
       <w:r>
         <w:rPr>
@@ -5137,7 +5129,7 @@
           <w:noProof/>
         </w:rPr>
         <w:drawing>
-          <wp:inline distT="0" distB="0" distL="0" distR="0" wp14:anchorId="7F28E49B" wp14:editId="0003BE92">
+          <wp:inline distT="0" distB="0" distL="0" distR="0" wp14:anchorId="7F28E49B" wp14:editId="23EA84E1">
             <wp:extent cx="2438280" cy="1828800"/>
             <wp:effectExtent l="0" t="0" r="635" b="0"/>
             <wp:docPr id="526410951" name="図 10"/>
@@ -5196,7 +5188,7 @@
           <w:noProof/>
         </w:rPr>
         <w:drawing>
-          <wp:inline distT="0" distB="0" distL="0" distR="0" wp14:anchorId="19CF204B" wp14:editId="02E400EA">
+          <wp:inline distT="0" distB="0" distL="0" distR="0" wp14:anchorId="19CF204B" wp14:editId="31304597">
             <wp:extent cx="2438280" cy="1828800"/>
             <wp:effectExtent l="0" t="0" r="635" b="0"/>
             <wp:docPr id="1754882095" name="図 10"/>
@@ -5795,7 +5787,7 @@
           <w:noProof/>
         </w:rPr>
         <w:drawing>
-          <wp:inline distT="0" distB="0" distL="0" distR="0" wp14:anchorId="252FFB49" wp14:editId="695F2A3B">
+          <wp:inline distT="0" distB="0" distL="0" distR="0" wp14:anchorId="252FFB49" wp14:editId="4232C805">
             <wp:extent cx="2244240" cy="1878480"/>
             <wp:effectExtent l="0" t="0" r="3810" b="7620"/>
             <wp:docPr id="962472674" name="図 5"/>

--- a/documents/manual/manual.docx
+++ b/documents/manual/manual.docx
@@ -152,7 +152,7 @@
           <w:sz w:val="24"/>
           <w:szCs w:val="24"/>
         </w:rPr>
-        <w:t>0</w:t>
+        <w:t>3</w:t>
       </w:r>
     </w:p>
     <w:p>
@@ -194,7 +194,7 @@
           <w:sz w:val="24"/>
           <w:szCs w:val="24"/>
         </w:rPr>
-        <w:t>5</w:t>
+        <w:t>3</w:t>
       </w:r>
       <w:r>
         <w:rPr>
@@ -210,7 +210,7 @@
           <w:sz w:val="24"/>
           <w:szCs w:val="24"/>
         </w:rPr>
-        <w:t>3</w:t>
+        <w:t>30</w:t>
       </w:r>
       <w:r>
         <w:rPr>
@@ -1333,7 +1333,14 @@
             <w:rStyle w:val="a7"/>
             <w:noProof/>
           </w:rPr>
-          <w:t>キャラクター選択画面</w:t>
+          <w:t>ファイター</w:t>
+        </w:r>
+        <w:r>
+          <w:rPr>
+            <w:rStyle w:val="a7"/>
+            <w:noProof/>
+          </w:rPr>
+          <w:t>選択画面</w:t>
         </w:r>
         <w:r>
           <w:rPr>
@@ -1543,7 +1550,14 @@
             <w:rStyle w:val="a7"/>
             <w:noProof/>
           </w:rPr>
-          <w:t>キャラクターと必殺技コマンド</w:t>
+          <w:t>ファイター</w:t>
+        </w:r>
+        <w:r>
+          <w:rPr>
+            <w:rStyle w:val="a7"/>
+            <w:noProof/>
+          </w:rPr>
+          <w:t>と必殺技コマンド</w:t>
         </w:r>
         <w:r>
           <w:rPr>
@@ -3092,7 +3106,10 @@
         <w:t>※</w:t>
       </w:r>
       <w:r>
-        <w:t>キャラクターが左向きの場合、</w:t>
+        <w:t>ファイター</w:t>
+      </w:r>
+      <w:r>
+        <w:t>が左向きの場合、</w:t>
       </w:r>
       <w:r>
         <w:rPr>
@@ -5110,7 +5127,10 @@
     </w:p>
     <w:p>
       <w:r>
-        <w:t>キャラクターが左向きの場合、</w:t>
+        <w:t>ファイター</w:t>
+      </w:r>
+      <w:r>
+        <w:t>が左向きの場合、</w:t>
       </w:r>
       <w:r>
         <w:rPr>
@@ -5129,9 +5149,9 @@
           <w:noProof/>
         </w:rPr>
         <w:drawing>
-          <wp:inline distT="0" distB="0" distL="0" distR="0" wp14:anchorId="7F28E49B" wp14:editId="23EA84E1">
-            <wp:extent cx="2438280" cy="1828800"/>
-            <wp:effectExtent l="0" t="0" r="635" b="0"/>
+          <wp:inline distT="0" distB="0" distL="0" distR="0" wp14:anchorId="7F28E49B" wp14:editId="2E021D84">
+            <wp:extent cx="2438280" cy="1828710"/>
+            <wp:effectExtent l="0" t="0" r="635" b="635"/>
             <wp:docPr id="526410951" name="図 10"/>
             <wp:cNvGraphicFramePr>
               <a:graphicFrameLocks xmlns:a="http://schemas.openxmlformats.org/drawingml/2006/main" noChangeAspect="1"/>
@@ -5160,7 +5180,7 @@
                   <pic:spPr bwMode="auto">
                     <a:xfrm>
                       <a:off x="0" y="0"/>
-                      <a:ext cx="2438280" cy="1828800"/>
+                      <a:ext cx="2438280" cy="1828710"/>
                     </a:xfrm>
                     <a:prstGeom prst="rect">
                       <a:avLst/>
@@ -5188,9 +5208,9 @@
           <w:noProof/>
         </w:rPr>
         <w:drawing>
-          <wp:inline distT="0" distB="0" distL="0" distR="0" wp14:anchorId="19CF204B" wp14:editId="31304597">
-            <wp:extent cx="2438280" cy="1828800"/>
-            <wp:effectExtent l="0" t="0" r="635" b="0"/>
+          <wp:inline distT="0" distB="0" distL="0" distR="0" wp14:anchorId="19CF204B" wp14:editId="6C810DFA">
+            <wp:extent cx="2438280" cy="1828710"/>
+            <wp:effectExtent l="0" t="0" r="635" b="635"/>
             <wp:docPr id="1754882095" name="図 10"/>
             <wp:cNvGraphicFramePr>
               <a:graphicFrameLocks xmlns:a="http://schemas.openxmlformats.org/drawingml/2006/main" noChangeAspect="1"/>
@@ -5219,7 +5239,7 @@
                   <pic:spPr bwMode="auto">
                     <a:xfrm>
                       <a:off x="0" y="0"/>
-                      <a:ext cx="2438280" cy="1828800"/>
+                      <a:ext cx="2438280" cy="1828710"/>
                     </a:xfrm>
                     <a:prstGeom prst="rect">
                       <a:avLst/>
@@ -5269,7 +5289,31 @@
         <w:rPr>
           <w:rFonts w:hint="eastAsia"/>
         </w:rPr>
-        <w:t>と次のキャラクターの必殺技コマンドを表示します。最後のキャラクターで</w:t>
+        <w:t>と次の</w:t>
+      </w:r>
+      <w:r>
+        <w:rPr>
+          <w:rFonts w:hint="eastAsia"/>
+        </w:rPr>
+        <w:t>ファイター</w:t>
+      </w:r>
+      <w:r>
+        <w:rPr>
+          <w:rFonts w:hint="eastAsia"/>
+        </w:rPr>
+        <w:t>の必殺技コマンドを表示します。最後の</w:t>
+      </w:r>
+      <w:r>
+        <w:rPr>
+          <w:rFonts w:hint="eastAsia"/>
+        </w:rPr>
+        <w:t>ファイター</w:t>
+      </w:r>
+      <w:r>
+        <w:rPr>
+          <w:rFonts w:hint="eastAsia"/>
+        </w:rPr>
+        <w:t>で</w:t>
       </w:r>
       <w:r>
         <w:t>”</w:t>
@@ -5299,7 +5343,19 @@
         <w:rPr>
           <w:rFonts w:hint="eastAsia"/>
         </w:rPr>
-        <w:t>最初のキャラクターに戻ります。</w:t>
+        <w:t>最初の</w:t>
+      </w:r>
+      <w:r>
+        <w:rPr>
+          <w:rFonts w:hint="eastAsia"/>
+        </w:rPr>
+        <w:t>ファイター</w:t>
+      </w:r>
+      <w:r>
+        <w:rPr>
+          <w:rFonts w:hint="eastAsia"/>
+        </w:rPr>
+        <w:t>に戻ります。</w:t>
       </w:r>
       <w:r>
         <w:t>”</w:t>
@@ -5787,7 +5843,7 @@
           <w:noProof/>
         </w:rPr>
         <w:drawing>
-          <wp:inline distT="0" distB="0" distL="0" distR="0" wp14:anchorId="252FFB49" wp14:editId="4232C805">
+          <wp:inline distT="0" distB="0" distL="0" distR="0" wp14:anchorId="252FFB49" wp14:editId="504119A1">
             <wp:extent cx="2244240" cy="1878480"/>
             <wp:effectExtent l="0" t="0" r="3810" b="7620"/>
             <wp:docPr id="962472674" name="図 5"/>
@@ -7020,13 +7076,49 @@
         <w:rPr>
           <w:rFonts w:hint="eastAsia"/>
         </w:rPr>
-        <w:t>ゲームに参加するキャラクター番号と操作するコントローラーを選択します。</w:t>
-      </w:r>
-      <w:r>
-        <w:rPr>
-          <w:rFonts w:hint="eastAsia"/>
-        </w:rPr>
-        <w:t>縦軸はゲームに参加するキャラクター番号、横軸はキャラクターを操作するコントローラーです。</w:t>
+        <w:t>ゲームに参加する</w:t>
+      </w:r>
+      <w:r>
+        <w:rPr>
+          <w:rFonts w:hint="eastAsia"/>
+        </w:rPr>
+        <w:t>ファイター</w:t>
+      </w:r>
+      <w:r>
+        <w:rPr>
+          <w:rFonts w:hint="eastAsia"/>
+        </w:rPr>
+        <w:t>番号と操作するコントローラーを選択します。</w:t>
+      </w:r>
+      <w:r>
+        <w:rPr>
+          <w:rFonts w:hint="eastAsia"/>
+        </w:rPr>
+        <w:t>縦軸はゲームに参加する</w:t>
+      </w:r>
+      <w:r>
+        <w:rPr>
+          <w:rFonts w:hint="eastAsia"/>
+        </w:rPr>
+        <w:t>ファイター</w:t>
+      </w:r>
+      <w:r>
+        <w:rPr>
+          <w:rFonts w:hint="eastAsia"/>
+        </w:rPr>
+        <w:t>番号、横軸は</w:t>
+      </w:r>
+      <w:r>
+        <w:rPr>
+          <w:rFonts w:hint="eastAsia"/>
+        </w:rPr>
+        <w:t>ファイター</w:t>
+      </w:r>
+      <w:r>
+        <w:rPr>
+          <w:rFonts w:hint="eastAsia"/>
+        </w:rPr>
+        <w:t>を操作するコントローラーです。</w:t>
       </w:r>
     </w:p>
     <w:p/>
@@ -7047,7 +7139,13 @@
         <w:rPr>
           <w:rFonts w:hint="eastAsia"/>
         </w:rPr>
-        <w:t>左の画面ではキャラクター</w:t>
+        <w:t>左の画面では</w:t>
+      </w:r>
+      <w:r>
+        <w:rPr>
+          <w:rFonts w:hint="eastAsia"/>
+        </w:rPr>
+        <w:t>ファイター</w:t>
       </w:r>
       <w:r>
         <w:rPr>
@@ -7059,7 +7157,13 @@
         <w:rPr>
           <w:rFonts w:hint="eastAsia"/>
         </w:rPr>
-        <w:t>番をキーボード1で操作、キャラクター</w:t>
+        <w:t>番をキーボード1で操作、</w:t>
+      </w:r>
+      <w:r>
+        <w:rPr>
+          <w:rFonts w:hint="eastAsia"/>
+        </w:rPr>
+        <w:t>ファイター</w:t>
       </w:r>
       <w:r>
         <w:rPr>
@@ -7071,7 +7175,13 @@
         <w:rPr>
           <w:rFonts w:hint="eastAsia"/>
         </w:rPr>
-        <w:t>番を普通の強さのCPUが操作、キャラクター</w:t>
+        <w:t>番を普通の強さのCPUが操作、</w:t>
+      </w:r>
+      <w:r>
+        <w:rPr>
+          <w:rFonts w:hint="eastAsia"/>
+        </w:rPr>
+        <w:t>ファイター</w:t>
       </w:r>
       <w:r>
         <w:rPr>
@@ -7104,7 +7214,13 @@
           <w:rFonts w:hint="eastAsia"/>
         </w:rPr>
         <w:lastRenderedPageBreak/>
-        <w:t>右側の画面では、キャラクター</w:t>
+        <w:t>右側の画面では、</w:t>
+      </w:r>
+      <w:r>
+        <w:rPr>
+          <w:rFonts w:hint="eastAsia"/>
+        </w:rPr>
+        <w:t>ファイター</w:t>
       </w:r>
       <w:r>
         <w:rPr>
@@ -7128,7 +7244,13 @@
         <w:rPr>
           <w:rFonts w:hint="eastAsia"/>
         </w:rPr>
-        <w:t>をキーボード1で操作、キャラクター</w:t>
+        <w:t>をキーボード1で操作、</w:t>
+      </w:r>
+      <w:r>
+        <w:rPr>
+          <w:rFonts w:hint="eastAsia"/>
+        </w:rPr>
+        <w:t>ファイター</w:t>
       </w:r>
       <w:r>
         <w:rPr>
@@ -7140,7 +7262,13 @@
         <w:rPr>
           <w:rFonts w:hint="eastAsia"/>
         </w:rPr>
-        <w:t>番をキーボード2で操作、キャラクター</w:t>
+        <w:t>番をキーボード2で操作、</w:t>
+      </w:r>
+      <w:r>
+        <w:rPr>
+          <w:rFonts w:hint="eastAsia"/>
+        </w:rPr>
+        <w:t>ファイター</w:t>
       </w:r>
       <w:r>
         <w:rPr>
@@ -7152,7 +7280,13 @@
         <w:rPr>
           <w:rFonts w:hint="eastAsia"/>
         </w:rPr>
-        <w:t>番をキーボード3で操作、キャラクター</w:t>
+        <w:t>番をキーボード3で操作、</w:t>
+      </w:r>
+      <w:r>
+        <w:rPr>
+          <w:rFonts w:hint="eastAsia"/>
+        </w:rPr>
+        <w:t>ファイター</w:t>
       </w:r>
       <w:r>
         <w:rPr>
@@ -7164,7 +7298,13 @@
         <w:rPr>
           <w:rFonts w:hint="eastAsia"/>
         </w:rPr>
-        <w:t>番を弱いCPUが操作、キャラクター</w:t>
+        <w:t>番を弱いCPUが操作、</w:t>
+      </w:r>
+      <w:r>
+        <w:rPr>
+          <w:rFonts w:hint="eastAsia"/>
+        </w:rPr>
+        <w:t>ファイター</w:t>
       </w:r>
       <w:r>
         <w:rPr>
@@ -7285,7 +7425,13 @@
         <w:rPr>
           <w:rFonts w:hint="eastAsia"/>
         </w:rPr>
-        <w:t>キャラクター選択画面</w:t>
+        <w:t>ファイター</w:t>
+      </w:r>
+      <w:r>
+        <w:rPr>
+          <w:rFonts w:hint="eastAsia"/>
+        </w:rPr>
+        <w:t>選択画面</w:t>
       </w:r>
       <w:bookmarkEnd w:id="15"/>
     </w:p>
@@ -7295,10 +7441,10 @@
           <w:noProof/>
         </w:rPr>
         <w:drawing>
-          <wp:inline distT="0" distB="0" distL="0" distR="0" wp14:anchorId="6141E1B5" wp14:editId="198200D6">
+          <wp:inline distT="0" distB="0" distL="0" distR="0" wp14:anchorId="2144C666" wp14:editId="28C0FD64">
             <wp:extent cx="2743200" cy="2057400"/>
             <wp:effectExtent l="0" t="0" r="0" b="0"/>
-            <wp:docPr id="1086098126" name="図 7"/>
+            <wp:docPr id="355056358" name="図 7"/>
             <wp:cNvGraphicFramePr>
               <a:graphicFrameLocks xmlns:a="http://schemas.openxmlformats.org/drawingml/2006/main" noChangeAspect="1"/>
             </wp:cNvGraphicFramePr>
@@ -7306,7 +7452,7 @@
               <a:graphicData uri="http://schemas.openxmlformats.org/drawingml/2006/picture">
                 <pic:pic xmlns:pic="http://schemas.openxmlformats.org/drawingml/2006/picture">
                   <pic:nvPicPr>
-                    <pic:cNvPr id="1086098126" name="図 7"/>
+                    <pic:cNvPr id="355056358" name="図 7"/>
                     <pic:cNvPicPr>
                       <a:picLocks noChangeAspect="1" noChangeArrowheads="1"/>
                     </pic:cNvPicPr>
@@ -7342,21 +7488,75 @@
           </wp:inline>
         </w:drawing>
       </w:r>
-      <w:r>
-        <w:rPr>
-          <w:rFonts w:hint="eastAsia"/>
-        </w:rPr>
-        <w:t xml:space="preserve">　</w:t>
-      </w:r>
+    </w:p>
+    <w:p>
+      <w:r>
+        <w:rPr>
+          <w:rFonts w:hint="eastAsia"/>
+        </w:rPr>
+        <w:t>ファイター</w:t>
+      </w:r>
+      <w:r>
+        <w:rPr>
+          <w:rFonts w:hint="eastAsia"/>
+        </w:rPr>
+        <w:t>選択画面では</w:t>
+      </w:r>
+      <w:r>
+        <w:rPr>
+          <w:rFonts w:hint="eastAsia"/>
+        </w:rPr>
+        <w:t>コントローラーごとに操作する</w:t>
+      </w:r>
+      <w:r>
+        <w:rPr>
+          <w:rFonts w:hint="eastAsia"/>
+        </w:rPr>
+        <w:t>ファイター</w:t>
+      </w:r>
+      <w:r>
+        <w:rPr>
+          <w:rFonts w:hint="eastAsia"/>
+        </w:rPr>
+        <w:t>を上下で選択します。複数の</w:t>
+      </w:r>
+      <w:r>
+        <w:rPr>
+          <w:rFonts w:hint="eastAsia"/>
+        </w:rPr>
+        <w:t>ファイター</w:t>
+      </w:r>
+      <w:r>
+        <w:rPr>
+          <w:rFonts w:hint="eastAsia"/>
+        </w:rPr>
+        <w:t>が操作対象の場合は左から順番に選択します。選択のキャンセルは前の画面に戻ってやり直してください。</w:t>
+      </w:r>
+    </w:p>
+    <w:p>
+      <w:pPr>
+        <w:pStyle w:val="1"/>
+      </w:pPr>
+      <w:bookmarkStart w:id="16" w:name="_Toc219714357"/>
+      <w:r>
+        <w:rPr>
+          <w:rFonts w:hint="eastAsia"/>
+        </w:rPr>
+        <w:lastRenderedPageBreak/>
+        <w:t>ゲーム画面</w:t>
+      </w:r>
+      <w:bookmarkEnd w:id="16"/>
+    </w:p>
+    <w:p>
       <w:r>
         <w:rPr>
           <w:noProof/>
         </w:rPr>
         <w:drawing>
-          <wp:inline distT="0" distB="0" distL="0" distR="0" wp14:anchorId="2144C666" wp14:editId="2B66CD63">
-            <wp:extent cx="2743200" cy="2057400"/>
+          <wp:inline distT="0" distB="0" distL="0" distR="0" wp14:anchorId="265C0A07" wp14:editId="1AE16270">
+            <wp:extent cx="3657600" cy="2743200"/>
             <wp:effectExtent l="0" t="0" r="0" b="0"/>
-            <wp:docPr id="355056358" name="図 7"/>
+            <wp:docPr id="1432029163" name="図 7"/>
             <wp:cNvGraphicFramePr>
               <a:graphicFrameLocks xmlns:a="http://schemas.openxmlformats.org/drawingml/2006/main" noChangeAspect="1"/>
             </wp:cNvGraphicFramePr>
@@ -7364,7 +7564,7 @@
               <a:graphicData uri="http://schemas.openxmlformats.org/drawingml/2006/picture">
                 <pic:pic xmlns:pic="http://schemas.openxmlformats.org/drawingml/2006/picture">
                   <pic:nvPicPr>
-                    <pic:cNvPr id="355056358" name="図 7"/>
+                    <pic:cNvPr id="1432029163" name="図 7"/>
                     <pic:cNvPicPr>
                       <a:picLocks noChangeAspect="1" noChangeArrowheads="1"/>
                     </pic:cNvPicPr>
@@ -7384,7 +7584,7 @@
                   <pic:spPr bwMode="auto">
                     <a:xfrm>
                       <a:off x="0" y="0"/>
-                      <a:ext cx="2743200" cy="2057400"/>
+                      <a:ext cx="3657600" cy="2743200"/>
                     </a:xfrm>
                     <a:prstGeom prst="rect">
                       <a:avLst/>
@@ -7406,28 +7606,181 @@
         <w:rPr>
           <w:rFonts w:hint="eastAsia"/>
         </w:rPr>
-        <w:t>キャラクター選択画面では</w:t>
-      </w:r>
-      <w:r>
-        <w:rPr>
-          <w:rFonts w:hint="eastAsia"/>
-        </w:rPr>
-        <w:t>コントローラーごとに操作するキャラクターを上下で選択します。複数のキャラクターが操作対象の場合は左から順番に選択します。選択のキャンセルは前の画面に戻ってやり直してください。</w:t>
-      </w:r>
+        <w:t>ゲーム画面では</w:t>
+      </w:r>
+      <w:r>
+        <w:rPr>
+          <w:rFonts w:hint="eastAsia"/>
+        </w:rPr>
+        <w:t>パンチやキック、必殺技を駆使し、敵を倒しましょう。最後まで立っていた</w:t>
+      </w:r>
+      <w:r>
+        <w:rPr>
+          <w:rFonts w:hint="eastAsia"/>
+        </w:rPr>
+        <w:t>ファイター</w:t>
+      </w:r>
+      <w:r>
+        <w:rPr>
+          <w:rFonts w:hint="eastAsia"/>
+        </w:rPr>
+        <w:t>が勝者です。ゲームの勝者がいない場合は勝者なしで決着します。</w:t>
+      </w:r>
+      <w:r>
+        <w:rPr>
+          <w:rFonts w:hint="eastAsia"/>
+        </w:rPr>
+        <w:t>決着した場合、勝敗画面が表示されます。</w:t>
+      </w:r>
+    </w:p>
+    <w:p/>
+    <w:p>
+      <w:r>
+        <w:rPr>
+          <w:rFonts w:hint="eastAsia"/>
+        </w:rPr>
+        <w:t>ファイター</w:t>
+      </w:r>
+      <w:r>
+        <w:rPr>
+          <w:rFonts w:hint="eastAsia"/>
+        </w:rPr>
+        <w:t>は</w:t>
+      </w:r>
+      <w:r>
+        <w:rPr>
+          <w:rFonts w:hint="eastAsia"/>
+        </w:rPr>
+        <w:t>何もキーを押していないと</w:t>
+      </w:r>
+      <w:r>
+        <w:rPr>
+          <w:rFonts w:hint="eastAsia"/>
+        </w:rPr>
+        <w:t>自動的に最寄りの敵</w:t>
+      </w:r>
+      <w:r>
+        <w:rPr>
+          <w:rFonts w:hint="eastAsia"/>
+        </w:rPr>
+        <w:t>ファイター</w:t>
+      </w:r>
+      <w:r>
+        <w:rPr>
+          <w:rFonts w:hint="eastAsia"/>
+        </w:rPr>
+        <w:t>の方向を向きます。</w:t>
+      </w:r>
+    </w:p>
+    <w:p/>
+    <w:p>
+      <w:r>
+        <w:rPr>
+          <w:rFonts w:hint="eastAsia"/>
+        </w:rPr>
+        <w:t>操作設定は本取扱説明書の</w:t>
+      </w:r>
+      <w:r>
+        <w:t>”</w:t>
+      </w:r>
+      <w:r>
+        <w:rPr>
+          <w:rFonts w:hint="eastAsia"/>
+        </w:rPr>
+        <w:t>キー操作</w:t>
+      </w:r>
+      <w:r>
+        <w:t>”</w:t>
+      </w:r>
+      <w:r>
+        <w:rPr>
+          <w:rFonts w:hint="eastAsia"/>
+        </w:rPr>
+        <w:t>の</w:t>
+      </w:r>
+      <w:r>
+        <w:t>”</w:t>
+      </w:r>
+      <w:r>
+        <w:rPr>
+          <w:rFonts w:hint="eastAsia"/>
+        </w:rPr>
+        <w:t>ゲームプレイ時</w:t>
+      </w:r>
+      <w:r>
+        <w:t>”</w:t>
+      </w:r>
+      <w:r>
+        <w:rPr>
+          <w:rFonts w:hint="eastAsia"/>
+        </w:rPr>
+        <w:t>の項目を参照してください。</w:t>
+      </w:r>
+    </w:p>
+    <w:p/>
+    <w:p>
+      <w:r>
+        <w:rPr>
+          <w:rFonts w:hint="eastAsia"/>
+        </w:rPr>
+        <w:t>画面外に出てしまった場合、一定のダメージを受けてゲーム画面内に復帰できます。</w:t>
+      </w:r>
+    </w:p>
+    <w:p>
+      <w:pPr>
+        <w:jc w:val="left"/>
+      </w:pPr>
+    </w:p>
+    <w:p>
+      <w:pPr>
+        <w:jc w:val="left"/>
+      </w:pPr>
+      <w:r>
+        <w:rPr>
+          <w:rFonts w:hint="eastAsia"/>
+        </w:rPr>
+        <w:t>制限時間はありませんが、180秒ごとに全体ダメージが発生します。全員が地形に埋まって決着がつかないような場合も、全体ダメージによって、いつかは決着します。</w:t>
+      </w:r>
+    </w:p>
+    <w:p>
+      <w:pPr>
+        <w:jc w:val="left"/>
+      </w:pPr>
+    </w:p>
+    <w:p>
+      <w:pPr>
+        <w:jc w:val="left"/>
+      </w:pPr>
+      <w:r>
+        <w:rPr>
+          <w:rFonts w:hint="eastAsia"/>
+        </w:rPr>
+        <w:t>ESCキーを押すことで、いつでもゲームを中断してタイトル画面に戻ることができます。</w:t>
+      </w:r>
+    </w:p>
+    <w:p>
+      <w:pPr>
+        <w:jc w:val="left"/>
+      </w:pPr>
+    </w:p>
+    <w:p>
+      <w:pPr>
+        <w:jc w:val="left"/>
+      </w:pPr>
     </w:p>
     <w:p>
       <w:pPr>
         <w:pStyle w:val="1"/>
       </w:pPr>
-      <w:bookmarkStart w:id="16" w:name="_Toc219714357"/>
+      <w:bookmarkStart w:id="17" w:name="_Toc219714358"/>
       <w:r>
         <w:rPr>
           <w:rFonts w:hint="eastAsia"/>
         </w:rPr>
         <w:lastRenderedPageBreak/>
-        <w:t>ゲーム画面</w:t>
-      </w:r>
-      <w:bookmarkEnd w:id="16"/>
+        <w:t>勝敗画面</w:t>
+      </w:r>
+      <w:bookmarkEnd w:id="17"/>
     </w:p>
     <w:p>
       <w:r>
@@ -7435,10 +7788,10 @@
           <w:noProof/>
         </w:rPr>
         <w:drawing>
-          <wp:inline distT="0" distB="0" distL="0" distR="0" wp14:anchorId="265C0A07" wp14:editId="1AE16270">
+          <wp:inline distT="0" distB="0" distL="0" distR="0" wp14:anchorId="52372FDD" wp14:editId="2503821F">
             <wp:extent cx="3657600" cy="2743200"/>
             <wp:effectExtent l="0" t="0" r="0" b="0"/>
-            <wp:docPr id="1432029163" name="図 7"/>
+            <wp:docPr id="1256676449" name="図 7"/>
             <wp:cNvGraphicFramePr>
               <a:graphicFrameLocks xmlns:a="http://schemas.openxmlformats.org/drawingml/2006/main" noChangeAspect="1"/>
             </wp:cNvGraphicFramePr>
@@ -7446,7 +7799,7 @@
               <a:graphicData uri="http://schemas.openxmlformats.org/drawingml/2006/picture">
                 <pic:pic xmlns:pic="http://schemas.openxmlformats.org/drawingml/2006/picture">
                   <pic:nvPicPr>
-                    <pic:cNvPr id="1432029163" name="図 7"/>
+                    <pic:cNvPr id="1256676449" name="図 7"/>
                     <pic:cNvPicPr>
                       <a:picLocks noChangeAspect="1" noChangeArrowheads="1"/>
                     </pic:cNvPicPr>
@@ -7488,49 +7841,43 @@
         <w:rPr>
           <w:rFonts w:hint="eastAsia"/>
         </w:rPr>
-        <w:t>ゲーム画面では</w:t>
-      </w:r>
-      <w:r>
-        <w:rPr>
-          <w:rFonts w:hint="eastAsia"/>
-        </w:rPr>
-        <w:t>パンチやキック、必殺技を駆使し、敵を倒しましょう。最後まで立っていたキャラクターが勝者です。ゲームの勝者がいない場合は勝者なしで決着します。</w:t>
-      </w:r>
-      <w:r>
-        <w:rPr>
-          <w:rFonts w:hint="eastAsia"/>
-        </w:rPr>
-        <w:t>決着した場合、勝敗画面が表示されます。</w:t>
-      </w:r>
-    </w:p>
-    <w:p/>
-    <w:p>
-      <w:r>
-        <w:rPr>
-          <w:rFonts w:hint="eastAsia"/>
-        </w:rPr>
-        <w:t>キャラクターは</w:t>
-      </w:r>
-      <w:r>
-        <w:rPr>
-          <w:rFonts w:hint="eastAsia"/>
-        </w:rPr>
-        <w:t>何もキーを押していないと</w:t>
-      </w:r>
-      <w:r>
-        <w:rPr>
-          <w:rFonts w:hint="eastAsia"/>
-        </w:rPr>
-        <w:t>自動的に最寄りの敵キャラクターの方向を向きます。</w:t>
-      </w:r>
-    </w:p>
-    <w:p/>
-    <w:p>
-      <w:r>
-        <w:rPr>
-          <w:rFonts w:hint="eastAsia"/>
-        </w:rPr>
-        <w:t>操作設定は本取扱説明書の</w:t>
+        <w:t>ゲームに決着がついた場合、</w:t>
+      </w:r>
+      <w:r>
+        <w:rPr>
+          <w:rFonts w:hint="eastAsia"/>
+        </w:rPr>
+        <w:t>勝敗画面が表示されます。</w:t>
+      </w:r>
+      <w:r>
+        <w:rPr>
+          <w:rFonts w:hint="eastAsia"/>
+        </w:rPr>
+        <w:t>勝者の</w:t>
+      </w:r>
+      <w:r>
+        <w:rPr>
+          <w:rFonts w:hint="eastAsia"/>
+        </w:rPr>
+        <w:t>ファイター</w:t>
+      </w:r>
+      <w:r>
+        <w:rPr>
+          <w:rFonts w:hint="eastAsia"/>
+        </w:rPr>
+        <w:t>番号と</w:t>
+      </w:r>
+      <w:r>
+        <w:rPr>
+          <w:rFonts w:hint="eastAsia"/>
+        </w:rPr>
+        <w:t>ファイター</w:t>
+      </w:r>
+      <w:r>
+        <w:rPr>
+          <w:rFonts w:hint="eastAsia"/>
+        </w:rPr>
+        <w:t>名が表示されます。</w:t>
       </w:r>
       <w:r>
         <w:t>”</w:t>
@@ -7539,7 +7886,7 @@
         <w:rPr>
           <w:rFonts w:hint="eastAsia"/>
         </w:rPr>
-        <w:t>キー操作</w:t>
+        <w:t>タイトルへ戻る</w:t>
       </w:r>
       <w:r>
         <w:t>”</w:t>
@@ -7548,91 +7895,59 @@
         <w:rPr>
           <w:rFonts w:hint="eastAsia"/>
         </w:rPr>
-        <w:t>の</w:t>
-      </w:r>
-      <w:r>
-        <w:t>”</w:t>
-      </w:r>
-      <w:r>
-        <w:rPr>
-          <w:rFonts w:hint="eastAsia"/>
-        </w:rPr>
-        <w:t>ゲームプレイ時</w:t>
-      </w:r>
-      <w:r>
-        <w:t>”</w:t>
-      </w:r>
-      <w:r>
-        <w:rPr>
-          <w:rFonts w:hint="eastAsia"/>
-        </w:rPr>
-        <w:t>の項目を参照してください。</w:t>
-      </w:r>
-    </w:p>
-    <w:p/>
-    <w:p>
-      <w:r>
-        <w:rPr>
-          <w:rFonts w:hint="eastAsia"/>
-        </w:rPr>
-        <w:t>画面外に出てしまった場合、一定のダメージを受けてゲーム画面内に復帰できます。</w:t>
-      </w:r>
-    </w:p>
-    <w:p>
-      <w:pPr>
+        <w:t>ボタンを選択するとタイトル画面に戻ります。</w:t>
+      </w:r>
+    </w:p>
+    <w:p>
+      <w:pPr>
+        <w:widowControl/>
         <w:jc w:val="left"/>
       </w:pPr>
     </w:p>
     <w:p>
       <w:pPr>
+        <w:widowControl/>
         <w:jc w:val="left"/>
       </w:pPr>
-      <w:r>
-        <w:rPr>
-          <w:rFonts w:hint="eastAsia"/>
-        </w:rPr>
-        <w:t>制限時間はありませんが、180秒ごとに全体ダメージが発生します。全員が地形に埋まって決着がつかないような場合も、全体ダメージによって、いつかは決着します。</w:t>
-      </w:r>
-    </w:p>
-    <w:p>
-      <w:pPr>
-        <w:jc w:val="left"/>
-      </w:pPr>
-    </w:p>
-    <w:p>
-      <w:pPr>
-        <w:jc w:val="left"/>
-      </w:pPr>
-      <w:r>
-        <w:rPr>
-          <w:rFonts w:hint="eastAsia"/>
-        </w:rPr>
-        <w:t>ESCキーを押すことで、いつでもゲームを中断してタイトル画面に戻ることができます。</w:t>
-      </w:r>
-    </w:p>
-    <w:p>
-      <w:pPr>
-        <w:jc w:val="left"/>
-      </w:pPr>
-    </w:p>
-    <w:p>
-      <w:pPr>
-        <w:jc w:val="left"/>
-      </w:pPr>
     </w:p>
     <w:p>
       <w:pPr>
         <w:pStyle w:val="1"/>
       </w:pPr>
-      <w:bookmarkStart w:id="17" w:name="_Toc219714358"/>
-      <w:r>
-        <w:rPr>
-          <w:rFonts w:hint="eastAsia"/>
-        </w:rPr>
-        <w:lastRenderedPageBreak/>
-        <w:t>勝敗画面</w:t>
-      </w:r>
-      <w:bookmarkEnd w:id="17"/>
+      <w:bookmarkStart w:id="18" w:name="_Toc219714359"/>
+      <w:r>
+        <w:rPr>
+          <w:rFonts w:hint="eastAsia"/>
+        </w:rPr>
+        <w:t>ファイター</w:t>
+      </w:r>
+      <w:r>
+        <w:rPr>
+          <w:rFonts w:hint="eastAsia"/>
+        </w:rPr>
+        <w:t>と</w:t>
+      </w:r>
+      <w:r>
+        <w:rPr>
+          <w:rFonts w:hint="eastAsia"/>
+        </w:rPr>
+        <w:t>必殺技コマンド</w:t>
+      </w:r>
+      <w:bookmarkEnd w:id="18"/>
+    </w:p>
+    <w:p>
+      <w:r>
+        <w:rPr>
+          <w:rFonts w:hint="eastAsia"/>
+        </w:rPr>
+        <w:t>ファイター</w:t>
+      </w:r>
+      <w:r>
+        <w:rPr>
+          <w:rFonts w:hint="eastAsia"/>
+        </w:rPr>
+        <w:t>が左方向を向いている場合、必殺技コマンドの左右は反転します。重なったキーは同時押しです。</w:t>
+      </w:r>
     </w:p>
     <w:p>
       <w:r>
@@ -7640,10 +7955,10 @@
           <w:noProof/>
         </w:rPr>
         <w:drawing>
-          <wp:inline distT="0" distB="0" distL="0" distR="0" wp14:anchorId="52372FDD" wp14:editId="2503821F">
-            <wp:extent cx="3657600" cy="2743200"/>
-            <wp:effectExtent l="0" t="0" r="0" b="0"/>
-            <wp:docPr id="1256676449" name="図 7"/>
+          <wp:inline distT="0" distB="0" distL="0" distR="0" wp14:anchorId="15E40837" wp14:editId="75D33B25">
+            <wp:extent cx="3260774" cy="2849968"/>
+            <wp:effectExtent l="19050" t="19050" r="15875" b="26670"/>
+            <wp:docPr id="2077290461" name="図 1"/>
             <wp:cNvGraphicFramePr>
               <a:graphicFrameLocks xmlns:a="http://schemas.openxmlformats.org/drawingml/2006/main" noChangeAspect="1"/>
             </wp:cNvGraphicFramePr>
@@ -7651,7 +7966,7 @@
               <a:graphicData uri="http://schemas.openxmlformats.org/drawingml/2006/picture">
                 <pic:pic xmlns:pic="http://schemas.openxmlformats.org/drawingml/2006/picture">
                   <pic:nvPicPr>
-                    <pic:cNvPr id="1256676449" name="図 7"/>
+                    <pic:cNvPr id="2077290461" name="図 1"/>
                     <pic:cNvPicPr>
                       <a:picLocks noChangeAspect="1" noChangeArrowheads="1"/>
                     </pic:cNvPicPr>
@@ -7671,14 +7986,16 @@
                   <pic:spPr bwMode="auto">
                     <a:xfrm>
                       <a:off x="0" y="0"/>
-                      <a:ext cx="3657600" cy="2743200"/>
+                      <a:ext cx="3260774" cy="2849968"/>
                     </a:xfrm>
                     <a:prstGeom prst="rect">
                       <a:avLst/>
                     </a:prstGeom>
                     <a:noFill/>
                     <a:ln>
-                      <a:noFill/>
+                      <a:solidFill>
+                        <a:schemeClr val="tx1"/>
+                      </a:solidFill>
                     </a:ln>
                   </pic:spPr>
                 </pic:pic>
@@ -7689,92 +8006,42 @@
       </w:r>
     </w:p>
     <w:p>
-      <w:r>
-        <w:rPr>
-          <w:rFonts w:hint="eastAsia"/>
-        </w:rPr>
-        <w:t>ゲームに決着がついた場合、</w:t>
-      </w:r>
-      <w:r>
-        <w:rPr>
-          <w:rFonts w:hint="eastAsia"/>
-        </w:rPr>
-        <w:t>勝敗画面が表示されます。</w:t>
-      </w:r>
-      <w:r>
-        <w:rPr>
-          <w:rFonts w:hint="eastAsia"/>
-        </w:rPr>
-        <w:t>勝者の</w:t>
-      </w:r>
-      <w:r>
-        <w:rPr>
-          <w:rFonts w:hint="eastAsia"/>
-        </w:rPr>
-        <w:t>キャラクター</w:t>
-      </w:r>
-      <w:r>
-        <w:rPr>
-          <w:rFonts w:hint="eastAsia"/>
-        </w:rPr>
-        <w:t>番号とキャラクター名が表示されます。</w:t>
-      </w:r>
-      <w:r>
-        <w:t>”</w:t>
-      </w:r>
-      <w:r>
-        <w:rPr>
-          <w:rFonts w:hint="eastAsia"/>
-        </w:rPr>
-        <w:t>タイトルへ戻る</w:t>
-      </w:r>
-      <w:r>
-        <w:t>”</w:t>
-      </w:r>
-      <w:r>
-        <w:rPr>
-          <w:rFonts w:hint="eastAsia"/>
-        </w:rPr>
-        <w:t>ボタンを選択するとタイトル画面に戻ります。</w:t>
-      </w:r>
-    </w:p>
-    <w:p>
       <w:pPr>
         <w:widowControl/>
         <w:jc w:val="left"/>
       </w:pPr>
-    </w:p>
-    <w:p>
-      <w:pPr>
-        <w:widowControl/>
-        <w:jc w:val="left"/>
-      </w:pPr>
-    </w:p>
-    <w:p>
-      <w:pPr>
-        <w:pStyle w:val="1"/>
-      </w:pPr>
-      <w:bookmarkStart w:id="18" w:name="_Toc219714359"/>
-      <w:r>
-        <w:rPr>
-          <w:rFonts w:hint="eastAsia"/>
-        </w:rPr>
-        <w:t>キャラクターと</w:t>
-      </w:r>
-      <w:r>
-        <w:rPr>
-          <w:rFonts w:hint="eastAsia"/>
-        </w:rPr>
-        <w:t>必殺技コマンド</w:t>
-      </w:r>
-      <w:bookmarkEnd w:id="18"/>
-    </w:p>
-    <w:p>
-      <w:r>
-        <w:rPr>
-          <w:rFonts w:hint="eastAsia"/>
-        </w:rPr>
-        <w:t>キャラクターが左方向を向いている場合、必殺技コマンドの左右は反転します。重なったキーは同時押しです。</w:t>
+      <w:r>
+        <w:br w:type="page"/>
+      </w:r>
+    </w:p>
+    <w:p>
+      <w:r>
+        <w:rPr>
+          <w:rFonts w:hint="eastAsia"/>
+        </w:rPr>
+        <w:lastRenderedPageBreak/>
+        <w:t>ゲーム中に左右移動キー、ジャンプキー、しゃがみキー、パンチキー、キックキーの6キーを決まった順序でタイミングよく押すと必殺技</w:t>
+      </w:r>
+      <w:r>
+        <w:rPr>
+          <w:rFonts w:hint="eastAsia"/>
+        </w:rPr>
+        <w:t>を</w:t>
+      </w:r>
+      <w:r>
+        <w:rPr>
+          <w:rFonts w:hint="eastAsia"/>
+        </w:rPr>
+        <w:t>使えます。</w:t>
+      </w:r>
+    </w:p>
+    <w:p/>
+    <w:p>
+      <w:r>
+        <w:rPr>
+          <w:rFonts w:hint="eastAsia"/>
+        </w:rPr>
+        <w:t>青メイドは宇宙から来たメイドに登場したクローン人間です。</w:t>
       </w:r>
     </w:p>
     <w:p>
@@ -7783,10 +8050,10 @@
           <w:noProof/>
         </w:rPr>
         <w:drawing>
-          <wp:inline distT="0" distB="0" distL="0" distR="0" wp14:anchorId="15E40837" wp14:editId="73BB9298">
-            <wp:extent cx="3871080" cy="2849968"/>
-            <wp:effectExtent l="19050" t="19050" r="15240" b="26670"/>
-            <wp:docPr id="2077290461" name="図 1"/>
+          <wp:inline distT="0" distB="0" distL="0" distR="0" wp14:anchorId="62531062" wp14:editId="60F591E6">
+            <wp:extent cx="3260536" cy="2849760"/>
+            <wp:effectExtent l="19050" t="19050" r="16510" b="27305"/>
+            <wp:docPr id="947686504" name="図 2"/>
             <wp:cNvGraphicFramePr>
               <a:graphicFrameLocks xmlns:a="http://schemas.openxmlformats.org/drawingml/2006/main" noChangeAspect="1"/>
             </wp:cNvGraphicFramePr>
@@ -7794,7 +8061,7 @@
               <a:graphicData uri="http://schemas.openxmlformats.org/drawingml/2006/picture">
                 <pic:pic xmlns:pic="http://schemas.openxmlformats.org/drawingml/2006/picture">
                   <pic:nvPicPr>
-                    <pic:cNvPr id="2077290461" name="図 1"/>
+                    <pic:cNvPr id="947686504" name="図 2"/>
                     <pic:cNvPicPr>
                       <a:picLocks noChangeAspect="1" noChangeArrowheads="1"/>
                     </pic:cNvPicPr>
@@ -7814,7 +8081,7 @@
                   <pic:spPr bwMode="auto">
                     <a:xfrm>
                       <a:off x="0" y="0"/>
-                      <a:ext cx="3871080" cy="2849968"/>
+                      <a:ext cx="3260536" cy="2849760"/>
                     </a:xfrm>
                     <a:prstGeom prst="rect">
                       <a:avLst/>
@@ -7833,43 +8100,19 @@
         </w:drawing>
       </w:r>
     </w:p>
-    <w:p>
-      <w:pPr>
-        <w:widowControl/>
-        <w:jc w:val="left"/>
-      </w:pPr>
-      <w:r>
-        <w:br w:type="page"/>
-      </w:r>
-    </w:p>
-    <w:p>
-      <w:r>
-        <w:rPr>
-          <w:rFonts w:hint="eastAsia"/>
-        </w:rPr>
-        <w:lastRenderedPageBreak/>
-        <w:t>ゲーム中に左右移動キー、ジャンプキー、しゃがみキー、パンチキー、キックキーの6キーを決まった順序でタイミングよく押すと必殺技</w:t>
-      </w:r>
-      <w:r>
-        <w:rPr>
-          <w:rFonts w:hint="eastAsia"/>
-        </w:rPr>
-        <w:t>を</w:t>
-      </w:r>
-      <w:r>
-        <w:rPr>
-          <w:rFonts w:hint="eastAsia"/>
-        </w:rPr>
-        <w:t>使えます。</w:t>
-      </w:r>
-    </w:p>
     <w:p/>
     <w:p>
       <w:r>
         <w:rPr>
           <w:rFonts w:hint="eastAsia"/>
         </w:rPr>
-        <w:t>青メイドは宇宙から来たメイドに登場したクローン人間です。</w:t>
+        <w:t>午後のメイドは宇宙から来たメイドに登場したクローン人間です。</w:t>
+      </w:r>
+      <w:r>
+        <w:rPr>
+          <w:rFonts w:hint="eastAsia"/>
+        </w:rPr>
+        <w:t>重なったキーは同時押しです。</w:t>
       </w:r>
     </w:p>
     <w:p>
@@ -7878,10 +8121,10 @@
           <w:noProof/>
         </w:rPr>
         <w:drawing>
-          <wp:inline distT="0" distB="0" distL="0" distR="0" wp14:anchorId="62531062" wp14:editId="223B876B">
-            <wp:extent cx="3870720" cy="2849760"/>
-            <wp:effectExtent l="19050" t="19050" r="15875" b="27305"/>
-            <wp:docPr id="947686504" name="図 2"/>
+          <wp:inline distT="0" distB="0" distL="0" distR="0" wp14:anchorId="23CEFE10" wp14:editId="034F452D">
+            <wp:extent cx="3260471" cy="2849703"/>
+            <wp:effectExtent l="19050" t="19050" r="16510" b="27305"/>
+            <wp:docPr id="1450198401" name="図 3"/>
             <wp:cNvGraphicFramePr>
               <a:graphicFrameLocks xmlns:a="http://schemas.openxmlformats.org/drawingml/2006/main" noChangeAspect="1"/>
             </wp:cNvGraphicFramePr>
@@ -7889,7 +8132,7 @@
               <a:graphicData uri="http://schemas.openxmlformats.org/drawingml/2006/picture">
                 <pic:pic xmlns:pic="http://schemas.openxmlformats.org/drawingml/2006/picture">
                   <pic:nvPicPr>
-                    <pic:cNvPr id="0" name="Picture 2"/>
+                    <pic:cNvPr id="1450198401" name="図 3"/>
                     <pic:cNvPicPr>
                       <a:picLocks noChangeAspect="1" noChangeArrowheads="1"/>
                     </pic:cNvPicPr>
@@ -7902,7 +8145,6 @@
                         </a:ext>
                       </a:extLst>
                     </a:blip>
-                    <a:srcRect/>
                     <a:stretch>
                       <a:fillRect/>
                     </a:stretch>
@@ -7910,7 +8152,7 @@
                   <pic:spPr bwMode="auto">
                     <a:xfrm>
                       <a:off x="0" y="0"/>
-                      <a:ext cx="3870720" cy="2849760"/>
+                      <a:ext cx="3260471" cy="2849703"/>
                     </a:xfrm>
                     <a:prstGeom prst="rect">
                       <a:avLst/>
@@ -7930,12 +8172,18 @@
       </w:r>
     </w:p>
     <w:p/>
-    <w:p>
-      <w:r>
-        <w:rPr>
-          <w:rFonts w:hint="eastAsia"/>
-        </w:rPr>
-        <w:t>午後のメイドは宇宙から来たメイドに登場したクローン人間です。</w:t>
+    <w:p/>
+    <w:p/>
+    <w:p/>
+    <w:p/>
+    <w:p/>
+    <w:p>
+      <w:r>
+        <w:rPr>
+          <w:rFonts w:hint="eastAsia"/>
+        </w:rPr>
+        <w:lastRenderedPageBreak/>
+        <w:t>スクール水着はスクール水着です。</w:t>
       </w:r>
       <w:r>
         <w:rPr>
@@ -7950,10 +8198,10 @@
           <w:noProof/>
         </w:rPr>
         <w:drawing>
-          <wp:inline distT="0" distB="0" distL="0" distR="0" wp14:anchorId="23CEFE10" wp14:editId="6554B5F9">
-            <wp:extent cx="3870720" cy="2849703"/>
-            <wp:effectExtent l="19050" t="19050" r="15875" b="27305"/>
-            <wp:docPr id="1450198401" name="図 3"/>
+          <wp:inline distT="0" distB="0" distL="0" distR="0" wp14:anchorId="4ACB6791" wp14:editId="69B0B64F">
+            <wp:extent cx="3260471" cy="2849703"/>
+            <wp:effectExtent l="19050" t="19050" r="16510" b="27305"/>
+            <wp:docPr id="416059476" name="図 4"/>
             <wp:cNvGraphicFramePr>
               <a:graphicFrameLocks xmlns:a="http://schemas.openxmlformats.org/drawingml/2006/main" noChangeAspect="1"/>
             </wp:cNvGraphicFramePr>
@@ -7961,7 +8209,7 @@
               <a:graphicData uri="http://schemas.openxmlformats.org/drawingml/2006/picture">
                 <pic:pic xmlns:pic="http://schemas.openxmlformats.org/drawingml/2006/picture">
                   <pic:nvPicPr>
-                    <pic:cNvPr id="1450198401" name="図 3"/>
+                    <pic:cNvPr id="416059476" name="図 4"/>
                     <pic:cNvPicPr>
                       <a:picLocks noChangeAspect="1" noChangeArrowheads="1"/>
                     </pic:cNvPicPr>
@@ -7981,7 +8229,7 @@
                   <pic:spPr bwMode="auto">
                     <a:xfrm>
                       <a:off x="0" y="0"/>
-                      <a:ext cx="3870720" cy="2849703"/>
+                      <a:ext cx="3260471" cy="2849703"/>
                     </a:xfrm>
                     <a:prstGeom prst="rect">
                       <a:avLst/>
@@ -8001,24 +8249,12 @@
       </w:r>
     </w:p>
     <w:p/>
-    <w:p/>
-    <w:p/>
-    <w:p/>
-    <w:p/>
-    <w:p/>
-    <w:p>
-      <w:r>
-        <w:rPr>
-          <w:rFonts w:hint="eastAsia"/>
-        </w:rPr>
-        <w:lastRenderedPageBreak/>
-        <w:t>スクール水着はスクール水着です。</w:t>
-      </w:r>
-      <w:r>
-        <w:rPr>
-          <w:rFonts w:hint="eastAsia"/>
-        </w:rPr>
-        <w:t>重なったキーは同時押しです。</w:t>
+    <w:p>
+      <w:r>
+        <w:rPr>
+          <w:rFonts w:hint="eastAsia"/>
+        </w:rPr>
+        <w:t>忍者は忍ぶつもりがありません。</w:t>
       </w:r>
     </w:p>
     <w:p>
@@ -8027,10 +8263,10 @@
           <w:noProof/>
         </w:rPr>
         <w:drawing>
-          <wp:inline distT="0" distB="0" distL="0" distR="0" wp14:anchorId="4ACB6791" wp14:editId="183114EA">
-            <wp:extent cx="3870720" cy="2849703"/>
-            <wp:effectExtent l="19050" t="19050" r="15875" b="27305"/>
-            <wp:docPr id="416059476" name="図 4"/>
+          <wp:inline distT="0" distB="0" distL="0" distR="0" wp14:anchorId="4B6121C0" wp14:editId="3BBA8427">
+            <wp:extent cx="3260536" cy="2849760"/>
+            <wp:effectExtent l="19050" t="19050" r="16510" b="27305"/>
+            <wp:docPr id="941123951" name="図 5"/>
             <wp:cNvGraphicFramePr>
               <a:graphicFrameLocks xmlns:a="http://schemas.openxmlformats.org/drawingml/2006/main" noChangeAspect="1"/>
             </wp:cNvGraphicFramePr>
@@ -8038,7 +8274,7 @@
               <a:graphicData uri="http://schemas.openxmlformats.org/drawingml/2006/picture">
                 <pic:pic xmlns:pic="http://schemas.openxmlformats.org/drawingml/2006/picture">
                   <pic:nvPicPr>
-                    <pic:cNvPr id="416059476" name="図 4"/>
+                    <pic:cNvPr id="941123951" name="図 5"/>
                     <pic:cNvPicPr>
                       <a:picLocks noChangeAspect="1" noChangeArrowheads="1"/>
                     </pic:cNvPicPr>
@@ -8058,7 +8294,7 @@
                   <pic:spPr bwMode="auto">
                     <a:xfrm>
                       <a:off x="0" y="0"/>
-                      <a:ext cx="3870720" cy="2849703"/>
+                      <a:ext cx="3260536" cy="2849760"/>
                     </a:xfrm>
                     <a:prstGeom prst="rect">
                       <a:avLst/>
@@ -8077,13 +8313,58 @@
         </w:drawing>
       </w:r>
     </w:p>
-    <w:p/>
-    <w:p>
-      <w:r>
-        <w:rPr>
-          <w:rFonts w:hint="eastAsia"/>
-        </w:rPr>
-        <w:t>忍者は忍ぶつもりがありません。</w:t>
+    <w:p>
+      <w:pPr>
+        <w:widowControl/>
+        <w:jc w:val="left"/>
+      </w:pPr>
+      <w:r>
+        <w:br w:type="page"/>
+      </w:r>
+    </w:p>
+    <w:p>
+      <w:r>
+        <w:rPr>
+          <w:rFonts w:hint="eastAsia"/>
+        </w:rPr>
+        <w:lastRenderedPageBreak/>
+        <w:t>ストリーファーター5は</w:t>
+      </w:r>
+      <w:r>
+        <w:rPr>
+          <w:rFonts w:hint="eastAsia"/>
+        </w:rPr>
+        <w:t>自然愛好家</w:t>
+      </w:r>
+      <w:r>
+        <w:rPr>
+          <w:rFonts w:hint="eastAsia"/>
+        </w:rPr>
+        <w:t>です。</w:t>
+      </w:r>
+      <w:r>
+        <w:rPr>
+          <w:rFonts w:hint="eastAsia"/>
+        </w:rPr>
+        <w:t>野山を全裸で走り回り、生肉を食べ、どこへでも船で行</w:t>
+      </w:r>
+      <w:r>
+        <w:rPr>
+          <w:rFonts w:hint="eastAsia"/>
+        </w:rPr>
+        <w:t>きます</w:t>
+      </w:r>
+      <w:r>
+        <w:rPr>
+          <w:rFonts w:hint="eastAsia"/>
+        </w:rPr>
+        <w:t>。船は船頭を増やせば山にも登れる</w:t>
+      </w:r>
+      <w:r>
+        <w:rPr>
+          <w:rFonts w:hint="eastAsia"/>
+        </w:rPr>
+        <w:t>万能の乗り物なのです。</w:t>
       </w:r>
     </w:p>
     <w:p>
@@ -8092,10 +8373,10 @@
           <w:noProof/>
         </w:rPr>
         <w:drawing>
-          <wp:inline distT="0" distB="0" distL="0" distR="0" wp14:anchorId="4B6121C0" wp14:editId="4907058E">
-            <wp:extent cx="3870720" cy="2849760"/>
-            <wp:effectExtent l="19050" t="19050" r="15875" b="27305"/>
-            <wp:docPr id="941123951" name="図 5"/>
+          <wp:inline distT="0" distB="0" distL="0" distR="0" wp14:anchorId="1AB82883" wp14:editId="314EF000">
+            <wp:extent cx="3260536" cy="2849760"/>
+            <wp:effectExtent l="19050" t="19050" r="16510" b="27305"/>
+            <wp:docPr id="630888048" name="図 6"/>
             <wp:cNvGraphicFramePr>
               <a:graphicFrameLocks xmlns:a="http://schemas.openxmlformats.org/drawingml/2006/main" noChangeAspect="1"/>
             </wp:cNvGraphicFramePr>
@@ -8103,7 +8384,7 @@
               <a:graphicData uri="http://schemas.openxmlformats.org/drawingml/2006/picture">
                 <pic:pic xmlns:pic="http://schemas.openxmlformats.org/drawingml/2006/picture">
                   <pic:nvPicPr>
-                    <pic:cNvPr id="0" name="Picture 5"/>
+                    <pic:cNvPr id="630888048" name="図 6"/>
                     <pic:cNvPicPr>
                       <a:picLocks noChangeAspect="1" noChangeArrowheads="1"/>
                     </pic:cNvPicPr>
@@ -8116,7 +8397,6 @@
                         </a:ext>
                       </a:extLst>
                     </a:blip>
-                    <a:srcRect/>
                     <a:stretch>
                       <a:fillRect/>
                     </a:stretch>
@@ -8124,7 +8404,7 @@
                   <pic:spPr bwMode="auto">
                     <a:xfrm>
                       <a:off x="0" y="0"/>
-                      <a:ext cx="3870720" cy="2849760"/>
+                      <a:ext cx="3260536" cy="2849760"/>
                     </a:xfrm>
                     <a:prstGeom prst="rect">
                       <a:avLst/>
@@ -8153,117 +8433,6 @@
       </w:r>
     </w:p>
     <w:p>
-      <w:r>
-        <w:rPr>
-          <w:rFonts w:hint="eastAsia"/>
-        </w:rPr>
-        <w:lastRenderedPageBreak/>
-        <w:t>ストリーファーター5は</w:t>
-      </w:r>
-      <w:r>
-        <w:rPr>
-          <w:rFonts w:hint="eastAsia"/>
-        </w:rPr>
-        <w:t>自然愛好家</w:t>
-      </w:r>
-      <w:r>
-        <w:rPr>
-          <w:rFonts w:hint="eastAsia"/>
-        </w:rPr>
-        <w:t>です。</w:t>
-      </w:r>
-      <w:r>
-        <w:rPr>
-          <w:rFonts w:hint="eastAsia"/>
-        </w:rPr>
-        <w:t>野山を全裸で走り回り、生肉を食べ、どこへでも船で行</w:t>
-      </w:r>
-      <w:r>
-        <w:rPr>
-          <w:rFonts w:hint="eastAsia"/>
-        </w:rPr>
-        <w:t>きます</w:t>
-      </w:r>
-      <w:r>
-        <w:rPr>
-          <w:rFonts w:hint="eastAsia"/>
-        </w:rPr>
-        <w:t>。船は船頭を増やせば山にも登れる</w:t>
-      </w:r>
-      <w:r>
-        <w:rPr>
-          <w:rFonts w:hint="eastAsia"/>
-        </w:rPr>
-        <w:t>万能の乗り物なのです。</w:t>
-      </w:r>
-    </w:p>
-    <w:p>
-      <w:r>
-        <w:rPr>
-          <w:noProof/>
-        </w:rPr>
-        <w:drawing>
-          <wp:inline distT="0" distB="0" distL="0" distR="0" wp14:anchorId="1AB82883" wp14:editId="17553A99">
-            <wp:extent cx="3870720" cy="2849760"/>
-            <wp:effectExtent l="19050" t="19050" r="15875" b="27305"/>
-            <wp:docPr id="630888048" name="図 6"/>
-            <wp:cNvGraphicFramePr>
-              <a:graphicFrameLocks xmlns:a="http://schemas.openxmlformats.org/drawingml/2006/main" noChangeAspect="1"/>
-            </wp:cNvGraphicFramePr>
-            <a:graphic xmlns:a="http://schemas.openxmlformats.org/drawingml/2006/main">
-              <a:graphicData uri="http://schemas.openxmlformats.org/drawingml/2006/picture">
-                <pic:pic xmlns:pic="http://schemas.openxmlformats.org/drawingml/2006/picture">
-                  <pic:nvPicPr>
-                    <pic:cNvPr id="0" name="Picture 6"/>
-                    <pic:cNvPicPr>
-                      <a:picLocks noChangeAspect="1" noChangeArrowheads="1"/>
-                    </pic:cNvPicPr>
-                  </pic:nvPicPr>
-                  <pic:blipFill>
-                    <a:blip r:embed="rId29">
-                      <a:extLst>
-                        <a:ext uri="{28A0092B-C50C-407E-A947-70E740481C1C}">
-                          <a14:useLocalDpi xmlns:a14="http://schemas.microsoft.com/office/drawing/2010/main" val="0"/>
-                        </a:ext>
-                      </a:extLst>
-                    </a:blip>
-                    <a:srcRect/>
-                    <a:stretch>
-                      <a:fillRect/>
-                    </a:stretch>
-                  </pic:blipFill>
-                  <pic:spPr bwMode="auto">
-                    <a:xfrm>
-                      <a:off x="0" y="0"/>
-                      <a:ext cx="3870720" cy="2849760"/>
-                    </a:xfrm>
-                    <a:prstGeom prst="rect">
-                      <a:avLst/>
-                    </a:prstGeom>
-                    <a:noFill/>
-                    <a:ln>
-                      <a:solidFill>
-                        <a:schemeClr val="tx1"/>
-                      </a:solidFill>
-                    </a:ln>
-                  </pic:spPr>
-                </pic:pic>
-              </a:graphicData>
-            </a:graphic>
-          </wp:inline>
-        </w:drawing>
-      </w:r>
-    </w:p>
-    <w:p>
-      <w:pPr>
-        <w:widowControl/>
-        <w:jc w:val="left"/>
-      </w:pPr>
-      <w:r>
-        <w:br w:type="page"/>
-      </w:r>
-    </w:p>
-    <w:p>
       <w:pPr>
         <w:pStyle w:val="1"/>
       </w:pPr>
@@ -8282,7 +8451,19 @@
         <w:rPr>
           <w:rFonts w:hint="eastAsia"/>
         </w:rPr>
-        <w:t>データフォルダには宇宙から来たメイドのセーブデータ、ゲームの設定データ、操作設定データ、スクリーンショットが保存されています。</w:t>
+        <w:t>データフォルダには</w:t>
+      </w:r>
+      <w:r>
+        <w:rPr>
+          <w:rFonts w:hint="eastAsia"/>
+        </w:rPr>
+        <w:t>『けもろふ』</w:t>
+      </w:r>
+      <w:r>
+        <w:rPr>
+          <w:rFonts w:hint="eastAsia"/>
+        </w:rPr>
+        <w:t>のセーブデータ、ゲームの設定データ、操作設定データ、スクリーンショットが保存されています。</w:t>
       </w:r>
       <w:r>
         <w:rPr>
@@ -8324,11 +8505,29 @@
         <w:t>)</w:t>
       </w:r>
       <w:r>
-        <w:t>\AppData\Roaming\Godot\app_userdata\</w:t>
-      </w:r>
+        <w:t>\</w:t>
+      </w:r>
+      <w:proofErr w:type="spellStart"/>
+      <w:r>
+        <w:t>AppData</w:t>
+      </w:r>
+      <w:proofErr w:type="spellEnd"/>
+      <w:r>
+        <w:t>\Roaming\Godot\</w:t>
+      </w:r>
+      <w:proofErr w:type="spellStart"/>
+      <w:r>
+        <w:t>app_userdata</w:t>
+      </w:r>
+      <w:proofErr w:type="spellEnd"/>
+      <w:r>
+        <w:t>\</w:t>
+      </w:r>
+      <w:proofErr w:type="spellStart"/>
       <w:r>
         <w:t>kemolof</w:t>
       </w:r>
+      <w:proofErr w:type="spellEnd"/>
       <w:r>
         <w:rPr>
           <w:rFonts w:hint="eastAsia"/>
@@ -8406,9 +8605,11 @@
             <w:tcW w:w="4860" w:type="dxa"/>
           </w:tcPr>
           <w:p>
+            <w:proofErr w:type="spellStart"/>
             <w:r>
               <w:t>shader_cache</w:t>
             </w:r>
+            <w:proofErr w:type="spellEnd"/>
             <w:r>
               <w:rPr>
                 <w:rFonts w:hint="eastAsia"/>
@@ -8421,9 +8622,11 @@
               </w:rPr>
               <w:t>、</w:t>
             </w:r>
+            <w:proofErr w:type="spellStart"/>
             <w:r>
               <w:t>vulkan</w:t>
             </w:r>
+            <w:proofErr w:type="spellEnd"/>
             <w:r>
               <w:rPr>
                 <w:rFonts w:hint="eastAsia"/>
@@ -8470,9 +8673,11 @@
               </w:rPr>
               <w:t>または</w:t>
             </w:r>
+            <w:proofErr w:type="spellStart"/>
             <w:r>
               <w:t>key_options</w:t>
             </w:r>
+            <w:proofErr w:type="spellEnd"/>
             <w:r>
               <w:rPr>
                 <w:rFonts w:hint="eastAsia"/>
@@ -8598,6 +8803,7 @@
               </w:rPr>
               <w:t>または</w:t>
             </w:r>
+            <w:proofErr w:type="spellStart"/>
             <w:r>
               <w:rPr>
                 <w:sz w:val="20"/>
@@ -8605,6 +8811,7 @@
               </w:rPr>
               <w:t>screen_options</w:t>
             </w:r>
+            <w:proofErr w:type="spellEnd"/>
             <w:r>
               <w:rPr>
                 <w:rFonts w:hint="eastAsia"/>
@@ -8662,9 +8869,11 @@
             <w:tcW w:w="4860" w:type="dxa"/>
           </w:tcPr>
           <w:p>
+            <w:proofErr w:type="spellStart"/>
             <w:r>
               <w:t>kemolof</w:t>
             </w:r>
+            <w:proofErr w:type="spellEnd"/>
             <w:r>
               <w:t>_</w:t>
             </w:r>
@@ -8699,9 +8908,11 @@
           </w:p>
           <w:p/>
           <w:p>
+            <w:proofErr w:type="spellStart"/>
             <w:r>
               <w:t>kemolof</w:t>
             </w:r>
+            <w:proofErr w:type="spellEnd"/>
             <w:r>
               <w:t>_</w:t>
             </w:r>
@@ -8728,7 +8939,7 @@
       </w:r>
     </w:p>
     <w:sectPr>
-      <w:footerReference w:type="default" r:id="rId30"/>
+      <w:footerReference w:type="default" r:id="rId29"/>
       <w:pgSz w:w="11906" w:h="16838"/>
       <w:pgMar w:top="1440" w:right="1080" w:bottom="1440" w:left="1080" w:header="851" w:footer="737" w:gutter="0"/>
       <w:cols w:space="425"/>

--- a/documents/manual/manual.docx
+++ b/documents/manual/manual.docx
@@ -11,8 +11,8 @@
           <w:noProof/>
         </w:rPr>
         <w:drawing>
-          <wp:inline distT="0" distB="0" distL="0" distR="0" wp14:anchorId="3D4E4222" wp14:editId="294E5BE2">
-            <wp:extent cx="3848040" cy="2381212"/>
+          <wp:inline distT="0" distB="0" distL="0" distR="0" wp14:anchorId="3D4E4222" wp14:editId="212242F5">
+            <wp:extent cx="3848038" cy="2381212"/>
             <wp:effectExtent l="0" t="0" r="0" b="0"/>
             <wp:docPr id="427990455" name="図 2"/>
             <wp:cNvGraphicFramePr>
@@ -42,7 +42,7 @@
                   <pic:spPr bwMode="auto">
                     <a:xfrm>
                       <a:off x="0" y="0"/>
-                      <a:ext cx="3848040" cy="2381212"/>
+                      <a:ext cx="3848038" cy="2381212"/>
                     </a:xfrm>
                     <a:prstGeom prst="rect">
                       <a:avLst/>
@@ -152,7 +152,7 @@
           <w:sz w:val="24"/>
           <w:szCs w:val="24"/>
         </w:rPr>
-        <w:t>3</w:t>
+        <w:t>7</w:t>
       </w:r>
     </w:p>
     <w:p>
@@ -194,7 +194,7 @@
           <w:sz w:val="24"/>
           <w:szCs w:val="24"/>
         </w:rPr>
-        <w:t>3</w:t>
+        <w:t>5</w:t>
       </w:r>
       <w:r>
         <w:rPr>
@@ -210,7 +210,7 @@
           <w:sz w:val="24"/>
           <w:szCs w:val="24"/>
         </w:rPr>
-        <w:t>30</w:t>
+        <w:t>21</w:t>
       </w:r>
       <w:r>
         <w:rPr>
@@ -277,7 +277,7 @@
       <w:r>
         <w:fldChar w:fldCharType="separate"/>
       </w:r>
-      <w:hyperlink w:anchor="_Toc219714341" w:history="1">
+      <w:hyperlink w:anchor="_Toc230271417" w:history="1">
         <w:r>
           <w:rPr>
             <w:rStyle w:val="a7"/>
@@ -304,7 +304,7 @@
             <w:noProof/>
             <w:webHidden/>
           </w:rPr>
-          <w:instrText xml:space="preserve"> PAGEREF _Toc219714341 \h </w:instrText>
+          <w:instrText xml:space="preserve"> PAGEREF _Toc230271417 \h </w:instrText>
         </w:r>
         <w:r>
           <w:rPr>
@@ -347,7 +347,7 @@
           <w14:ligatures w14:val="standardContextual"/>
         </w:rPr>
       </w:pPr>
-      <w:hyperlink w:anchor="_Toc219714342" w:history="1">
+      <w:hyperlink w:anchor="_Toc230271418" w:history="1">
         <w:r>
           <w:rPr>
             <w:rStyle w:val="a7"/>
@@ -374,7 +374,7 @@
             <w:noProof/>
             <w:webHidden/>
           </w:rPr>
-          <w:instrText xml:space="preserve"> PAGEREF _Toc219714342 \h </w:instrText>
+          <w:instrText xml:space="preserve"> PAGEREF _Toc230271418 \h </w:instrText>
         </w:r>
         <w:r>
           <w:rPr>
@@ -417,7 +417,7 @@
           <w14:ligatures w14:val="standardContextual"/>
         </w:rPr>
       </w:pPr>
-      <w:hyperlink w:anchor="_Toc219714343" w:history="1">
+      <w:hyperlink w:anchor="_Toc230271419" w:history="1">
         <w:r>
           <w:rPr>
             <w:rStyle w:val="a7"/>
@@ -444,7 +444,7 @@
             <w:noProof/>
             <w:webHidden/>
           </w:rPr>
-          <w:instrText xml:space="preserve"> PAGEREF _Toc219714343 \h </w:instrText>
+          <w:instrText xml:space="preserve"> PAGEREF _Toc230271419 \h </w:instrText>
         </w:r>
         <w:r>
           <w:rPr>
@@ -487,7 +487,7 @@
           <w14:ligatures w14:val="standardContextual"/>
         </w:rPr>
       </w:pPr>
-      <w:hyperlink w:anchor="_Toc219714344" w:history="1">
+      <w:hyperlink w:anchor="_Toc230271420" w:history="1">
         <w:r>
           <w:rPr>
             <w:rStyle w:val="a7"/>
@@ -514,7 +514,7 @@
             <w:noProof/>
             <w:webHidden/>
           </w:rPr>
-          <w:instrText xml:space="preserve"> PAGEREF _Toc219714344 \h </w:instrText>
+          <w:instrText xml:space="preserve"> PAGEREF _Toc230271420 \h </w:instrText>
         </w:r>
         <w:r>
           <w:rPr>
@@ -557,7 +557,7 @@
           <w14:ligatures w14:val="standardContextual"/>
         </w:rPr>
       </w:pPr>
-      <w:hyperlink w:anchor="_Toc219714345" w:history="1">
+      <w:hyperlink w:anchor="_Toc230271421" w:history="1">
         <w:r>
           <w:rPr>
             <w:rStyle w:val="a7"/>
@@ -584,7 +584,7 @@
             <w:noProof/>
             <w:webHidden/>
           </w:rPr>
-          <w:instrText xml:space="preserve"> PAGEREF _Toc219714345 \h </w:instrText>
+          <w:instrText xml:space="preserve"> PAGEREF _Toc230271421 \h </w:instrText>
         </w:r>
         <w:r>
           <w:rPr>
@@ -627,7 +627,7 @@
           <w14:ligatures w14:val="standardContextual"/>
         </w:rPr>
       </w:pPr>
-      <w:hyperlink w:anchor="_Toc219714346" w:history="1">
+      <w:hyperlink w:anchor="_Toc230271422" w:history="1">
         <w:r>
           <w:rPr>
             <w:rStyle w:val="a7"/>
@@ -654,7 +654,7 @@
             <w:noProof/>
             <w:webHidden/>
           </w:rPr>
-          <w:instrText xml:space="preserve"> PAGEREF _Toc219714346 \h </w:instrText>
+          <w:instrText xml:space="preserve"> PAGEREF _Toc230271422 \h </w:instrText>
         </w:r>
         <w:r>
           <w:rPr>
@@ -697,7 +697,7 @@
           <w14:ligatures w14:val="standardContextual"/>
         </w:rPr>
       </w:pPr>
-      <w:hyperlink w:anchor="_Toc219714347" w:history="1">
+      <w:hyperlink w:anchor="_Toc230271423" w:history="1">
         <w:r>
           <w:rPr>
             <w:rStyle w:val="a7"/>
@@ -724,7 +724,7 @@
             <w:noProof/>
             <w:webHidden/>
           </w:rPr>
-          <w:instrText xml:space="preserve"> PAGEREF _Toc219714347 \h </w:instrText>
+          <w:instrText xml:space="preserve"> PAGEREF _Toc230271423 \h </w:instrText>
         </w:r>
         <w:r>
           <w:rPr>
@@ -767,7 +767,7 @@
           <w14:ligatures w14:val="standardContextual"/>
         </w:rPr>
       </w:pPr>
-      <w:hyperlink w:anchor="_Toc219714348" w:history="1">
+      <w:hyperlink w:anchor="_Toc230271424" w:history="1">
         <w:r>
           <w:rPr>
             <w:rStyle w:val="a7"/>
@@ -794,7 +794,7 @@
             <w:noProof/>
             <w:webHidden/>
           </w:rPr>
-          <w:instrText xml:space="preserve"> PAGEREF _Toc219714348 \h </w:instrText>
+          <w:instrText xml:space="preserve"> PAGEREF _Toc230271424 \h </w:instrText>
         </w:r>
         <w:r>
           <w:rPr>
@@ -837,7 +837,7 @@
           <w14:ligatures w14:val="standardContextual"/>
         </w:rPr>
       </w:pPr>
-      <w:hyperlink w:anchor="_Toc219714349" w:history="1">
+      <w:hyperlink w:anchor="_Toc230271425" w:history="1">
         <w:r>
           <w:rPr>
             <w:rStyle w:val="a7"/>
@@ -864,7 +864,7 @@
             <w:noProof/>
             <w:webHidden/>
           </w:rPr>
-          <w:instrText xml:space="preserve"> PAGEREF _Toc219714349 \h </w:instrText>
+          <w:instrText xml:space="preserve"> PAGEREF _Toc230271425 \h </w:instrText>
         </w:r>
         <w:r>
           <w:rPr>
@@ -907,7 +907,7 @@
           <w14:ligatures w14:val="standardContextual"/>
         </w:rPr>
       </w:pPr>
-      <w:hyperlink w:anchor="_Toc219714350" w:history="1">
+      <w:hyperlink w:anchor="_Toc230271426" w:history="1">
         <w:r>
           <w:rPr>
             <w:rStyle w:val="a7"/>
@@ -934,7 +934,7 @@
             <w:noProof/>
             <w:webHidden/>
           </w:rPr>
-          <w:instrText xml:space="preserve"> PAGEREF _Toc219714350 \h </w:instrText>
+          <w:instrText xml:space="preserve"> PAGEREF _Toc230271426 \h </w:instrText>
         </w:r>
         <w:r>
           <w:rPr>
@@ -977,7 +977,7 @@
           <w14:ligatures w14:val="standardContextual"/>
         </w:rPr>
       </w:pPr>
-      <w:hyperlink w:anchor="_Toc219714351" w:history="1">
+      <w:hyperlink w:anchor="_Toc230271427" w:history="1">
         <w:r>
           <w:rPr>
             <w:rStyle w:val="a7"/>
@@ -1004,7 +1004,7 @@
             <w:noProof/>
             <w:webHidden/>
           </w:rPr>
-          <w:instrText xml:space="preserve"> PAGEREF _Toc219714351 \h </w:instrText>
+          <w:instrText xml:space="preserve"> PAGEREF _Toc230271427 \h </w:instrText>
         </w:r>
         <w:r>
           <w:rPr>
@@ -1047,7 +1047,7 @@
           <w14:ligatures w14:val="standardContextual"/>
         </w:rPr>
       </w:pPr>
-      <w:hyperlink w:anchor="_Toc219714352" w:history="1">
+      <w:hyperlink w:anchor="_Toc230271428" w:history="1">
         <w:r>
           <w:rPr>
             <w:rStyle w:val="a7"/>
@@ -1074,7 +1074,7 @@
             <w:noProof/>
             <w:webHidden/>
           </w:rPr>
-          <w:instrText xml:space="preserve"> PAGEREF _Toc219714352 \h </w:instrText>
+          <w:instrText xml:space="preserve"> PAGEREF _Toc230271428 \h </w:instrText>
         </w:r>
         <w:r>
           <w:rPr>
@@ -1117,7 +1117,7 @@
           <w14:ligatures w14:val="standardContextual"/>
         </w:rPr>
       </w:pPr>
-      <w:hyperlink w:anchor="_Toc219714353" w:history="1">
+      <w:hyperlink w:anchor="_Toc230271429" w:history="1">
         <w:r>
           <w:rPr>
             <w:rStyle w:val="a7"/>
@@ -1144,7 +1144,7 @@
             <w:noProof/>
             <w:webHidden/>
           </w:rPr>
-          <w:instrText xml:space="preserve"> PAGEREF _Toc219714353 \h </w:instrText>
+          <w:instrText xml:space="preserve"> PAGEREF _Toc230271429 \h </w:instrText>
         </w:r>
         <w:r>
           <w:rPr>
@@ -1187,7 +1187,7 @@
           <w14:ligatures w14:val="standardContextual"/>
         </w:rPr>
       </w:pPr>
-      <w:hyperlink w:anchor="_Toc219714354" w:history="1">
+      <w:hyperlink w:anchor="_Toc230271430" w:history="1">
         <w:r>
           <w:rPr>
             <w:rStyle w:val="a7"/>
@@ -1214,7 +1214,7 @@
             <w:noProof/>
             <w:webHidden/>
           </w:rPr>
-          <w:instrText xml:space="preserve"> PAGEREF _Toc219714354 \h </w:instrText>
+          <w:instrText xml:space="preserve"> PAGEREF _Toc230271430 \h </w:instrText>
         </w:r>
         <w:r>
           <w:rPr>
@@ -1257,7 +1257,7 @@
           <w14:ligatures w14:val="standardContextual"/>
         </w:rPr>
       </w:pPr>
-      <w:hyperlink w:anchor="_Toc219714355" w:history="1">
+      <w:hyperlink w:anchor="_Toc230271431" w:history="1">
         <w:r>
           <w:rPr>
             <w:rStyle w:val="a7"/>
@@ -1284,7 +1284,7 @@
             <w:noProof/>
             <w:webHidden/>
           </w:rPr>
-          <w:instrText xml:space="preserve"> PAGEREF _Toc219714355 \h </w:instrText>
+          <w:instrText xml:space="preserve"> PAGEREF _Toc230271431 \h </w:instrText>
         </w:r>
         <w:r>
           <w:rPr>
@@ -1327,20 +1327,13 @@
           <w14:ligatures w14:val="standardContextual"/>
         </w:rPr>
       </w:pPr>
-      <w:hyperlink w:anchor="_Toc219714356" w:history="1">
+      <w:hyperlink w:anchor="_Toc230271432" w:history="1">
         <w:r>
           <w:rPr>
             <w:rStyle w:val="a7"/>
             <w:noProof/>
           </w:rPr>
-          <w:t>ファイター</w:t>
-        </w:r>
-        <w:r>
-          <w:rPr>
-            <w:rStyle w:val="a7"/>
-            <w:noProof/>
-          </w:rPr>
-          <w:t>選択画面</w:t>
+          <w:t>ファイター選択画面</w:t>
         </w:r>
         <w:r>
           <w:rPr>
@@ -1361,7 +1354,7 @@
             <w:noProof/>
             <w:webHidden/>
           </w:rPr>
-          <w:instrText xml:space="preserve"> PAGEREF _Toc219714356 \h </w:instrText>
+          <w:instrText xml:space="preserve"> PAGEREF _Toc230271432 \h </w:instrText>
         </w:r>
         <w:r>
           <w:rPr>
@@ -1404,7 +1397,7 @@
           <w14:ligatures w14:val="standardContextual"/>
         </w:rPr>
       </w:pPr>
-      <w:hyperlink w:anchor="_Toc219714357" w:history="1">
+      <w:hyperlink w:anchor="_Toc230271433" w:history="1">
         <w:r>
           <w:rPr>
             <w:rStyle w:val="a7"/>
@@ -1431,7 +1424,7 @@
             <w:noProof/>
             <w:webHidden/>
           </w:rPr>
-          <w:instrText xml:space="preserve"> PAGEREF _Toc219714357 \h </w:instrText>
+          <w:instrText xml:space="preserve"> PAGEREF _Toc230271433 \h </w:instrText>
         </w:r>
         <w:r>
           <w:rPr>
@@ -1474,7 +1467,7 @@
           <w14:ligatures w14:val="standardContextual"/>
         </w:rPr>
       </w:pPr>
-      <w:hyperlink w:anchor="_Toc219714358" w:history="1">
+      <w:hyperlink w:anchor="_Toc230271434" w:history="1">
         <w:r>
           <w:rPr>
             <w:rStyle w:val="a7"/>
@@ -1501,7 +1494,7 @@
             <w:noProof/>
             <w:webHidden/>
           </w:rPr>
-          <w:instrText xml:space="preserve"> PAGEREF _Toc219714358 \h </w:instrText>
+          <w:instrText xml:space="preserve"> PAGEREF _Toc230271434 \h </w:instrText>
         </w:r>
         <w:r>
           <w:rPr>
@@ -1544,20 +1537,13 @@
           <w14:ligatures w14:val="standardContextual"/>
         </w:rPr>
       </w:pPr>
-      <w:hyperlink w:anchor="_Toc219714359" w:history="1">
+      <w:hyperlink w:anchor="_Toc230271435" w:history="1">
         <w:r>
           <w:rPr>
             <w:rStyle w:val="a7"/>
             <w:noProof/>
           </w:rPr>
-          <w:t>ファイター</w:t>
-        </w:r>
-        <w:r>
-          <w:rPr>
-            <w:rStyle w:val="a7"/>
-            <w:noProof/>
-          </w:rPr>
-          <w:t>と必殺技コマンド</w:t>
+          <w:t>ファイターと必殺技コマンド</w:t>
         </w:r>
         <w:r>
           <w:rPr>
@@ -1578,7 +1564,7 @@
             <w:noProof/>
             <w:webHidden/>
           </w:rPr>
-          <w:instrText xml:space="preserve"> PAGEREF _Toc219714359 \h </w:instrText>
+          <w:instrText xml:space="preserve"> PAGEREF _Toc230271435 \h </w:instrText>
         </w:r>
         <w:r>
           <w:rPr>
@@ -1621,7 +1607,7 @@
           <w14:ligatures w14:val="standardContextual"/>
         </w:rPr>
       </w:pPr>
-      <w:hyperlink w:anchor="_Toc219714360" w:history="1">
+      <w:hyperlink w:anchor="_Toc230271436" w:history="1">
         <w:r>
           <w:rPr>
             <w:rStyle w:val="a7"/>
@@ -1648,7 +1634,7 @@
             <w:noProof/>
             <w:webHidden/>
           </w:rPr>
-          <w:instrText xml:space="preserve"> PAGEREF _Toc219714360 \h </w:instrText>
+          <w:instrText xml:space="preserve"> PAGEREF _Toc230271436 \h </w:instrText>
         </w:r>
         <w:r>
           <w:rPr>
@@ -1691,7 +1677,7 @@
       <w:pPr>
         <w:pStyle w:val="1"/>
       </w:pPr>
-      <w:bookmarkStart w:id="0" w:name="_Toc219714341"/>
+      <w:bookmarkStart w:id="0" w:name="_Toc230271417"/>
       <w:r>
         <w:rPr>
           <w:rFonts w:hint="eastAsia"/>
@@ -1736,7 +1722,7 @@
       <w:pPr>
         <w:pStyle w:val="1"/>
       </w:pPr>
-      <w:bookmarkStart w:id="1" w:name="_Toc219714342"/>
+      <w:bookmarkStart w:id="1" w:name="_Toc230271418"/>
       <w:r>
         <w:t>ストーリー</w:t>
       </w:r>
@@ -1775,7 +1761,7 @@
       <w:pPr>
         <w:pStyle w:val="1"/>
       </w:pPr>
-      <w:bookmarkStart w:id="2" w:name="_Toc219714343"/>
+      <w:bookmarkStart w:id="2" w:name="_Toc230271419"/>
       <w:r>
         <w:rPr>
           <w:rFonts w:hint="eastAsia"/>
@@ -1788,7 +1774,7 @@
       <w:pPr>
         <w:pStyle w:val="2"/>
       </w:pPr>
-      <w:bookmarkStart w:id="3" w:name="_Toc219714344"/>
+      <w:bookmarkStart w:id="3" w:name="_Toc230271420"/>
       <w:r>
         <w:rPr>
           <w:rFonts w:hint="eastAsia"/>
@@ -2624,7 +2610,7 @@
       <w:pPr>
         <w:pStyle w:val="2"/>
       </w:pPr>
-      <w:bookmarkStart w:id="4" w:name="_Toc219714345"/>
+      <w:bookmarkStart w:id="4" w:name="_Toc230271421"/>
       <w:r>
         <w:rPr>
           <w:rFonts w:hint="eastAsia"/>
@@ -4883,7 +4869,7 @@
       <w:pPr>
         <w:pStyle w:val="1"/>
       </w:pPr>
-      <w:bookmarkStart w:id="5" w:name="_Toc219714346"/>
+      <w:bookmarkStart w:id="5" w:name="_Toc230271422"/>
       <w:r>
         <w:rPr>
           <w:rFonts w:hint="eastAsia"/>
@@ -5045,7 +5031,7 @@
       <w:pPr>
         <w:pStyle w:val="2"/>
       </w:pPr>
-      <w:bookmarkStart w:id="6" w:name="_Toc219714347"/>
+      <w:bookmarkStart w:id="6" w:name="_Toc230271423"/>
       <w:r>
         <w:t>“</w:t>
       </w:r>
@@ -5103,7 +5089,7 @@
       <w:pPr>
         <w:pStyle w:val="2"/>
       </w:pPr>
-      <w:bookmarkStart w:id="7" w:name="_Toc219714348"/>
+      <w:bookmarkStart w:id="7" w:name="_Toc230271424"/>
       <w:r>
         <w:lastRenderedPageBreak/>
         <w:t>“</w:t>
@@ -5149,7 +5135,7 @@
           <w:noProof/>
         </w:rPr>
         <w:drawing>
-          <wp:inline distT="0" distB="0" distL="0" distR="0" wp14:anchorId="7F28E49B" wp14:editId="2E021D84">
+          <wp:inline distT="0" distB="0" distL="0" distR="0" wp14:anchorId="7F28E49B" wp14:editId="134D2CF2">
             <wp:extent cx="2438280" cy="1828710"/>
             <wp:effectExtent l="0" t="0" r="635" b="635"/>
             <wp:docPr id="526410951" name="図 10"/>
@@ -5208,7 +5194,7 @@
           <w:noProof/>
         </w:rPr>
         <w:drawing>
-          <wp:inline distT="0" distB="0" distL="0" distR="0" wp14:anchorId="19CF204B" wp14:editId="6C810DFA">
+          <wp:inline distT="0" distB="0" distL="0" distR="0" wp14:anchorId="19CF204B" wp14:editId="6241D9CB">
             <wp:extent cx="2438280" cy="1828710"/>
             <wp:effectExtent l="0" t="0" r="635" b="635"/>
             <wp:docPr id="1754882095" name="図 10"/>
@@ -5392,7 +5378,7 @@
       <w:pPr>
         <w:pStyle w:val="2"/>
       </w:pPr>
-      <w:bookmarkStart w:id="8" w:name="_Toc219714349"/>
+      <w:bookmarkStart w:id="8" w:name="_Toc230271425"/>
       <w:r>
         <w:t>“</w:t>
       </w:r>
@@ -5814,7 +5800,7 @@
       <w:pPr>
         <w:pStyle w:val="2"/>
       </w:pPr>
-      <w:bookmarkStart w:id="9" w:name="_Toc219714350"/>
+      <w:bookmarkStart w:id="9" w:name="_Toc230271426"/>
       <w:r>
         <w:lastRenderedPageBreak/>
         <w:t>“</w:t>
@@ -5843,7 +5829,7 @@
           <w:noProof/>
         </w:rPr>
         <w:drawing>
-          <wp:inline distT="0" distB="0" distL="0" distR="0" wp14:anchorId="252FFB49" wp14:editId="504119A1">
+          <wp:inline distT="0" distB="0" distL="0" distR="0" wp14:anchorId="252FFB49" wp14:editId="1821C2FB">
             <wp:extent cx="2244240" cy="1878480"/>
             <wp:effectExtent l="0" t="0" r="3810" b="7620"/>
             <wp:docPr id="962472674" name="図 5"/>
@@ -6007,7 +5993,7 @@
       <w:pPr>
         <w:pStyle w:val="2"/>
       </w:pPr>
-      <w:bookmarkStart w:id="10" w:name="_Toc219714351"/>
+      <w:bookmarkStart w:id="10" w:name="_Toc230271427"/>
       <w:r>
         <w:t>“</w:t>
       </w:r>
@@ -6306,7 +6292,7 @@
       <w:pPr>
         <w:pStyle w:val="1"/>
       </w:pPr>
-      <w:bookmarkStart w:id="11" w:name="_Toc219714352"/>
+      <w:bookmarkStart w:id="11" w:name="_Toc230271428"/>
       <w:r>
         <w:rPr>
           <w:rFonts w:hint="eastAsia"/>
@@ -6707,7 +6693,7 @@
       <w:pPr>
         <w:pStyle w:val="1"/>
       </w:pPr>
-      <w:bookmarkStart w:id="12" w:name="_Toc219714353"/>
+      <w:bookmarkStart w:id="12" w:name="_Toc230271429"/>
       <w:r>
         <w:rPr>
           <w:rFonts w:hint="eastAsia"/>
@@ -6944,7 +6930,7 @@
       <w:pPr>
         <w:pStyle w:val="1"/>
       </w:pPr>
-      <w:bookmarkStart w:id="13" w:name="_Toc219714354"/>
+      <w:bookmarkStart w:id="13" w:name="_Toc230271430"/>
       <w:r>
         <w:rPr>
           <w:rFonts w:hint="eastAsia"/>
@@ -7325,7 +7311,7 @@
       <w:pPr>
         <w:pStyle w:val="1"/>
       </w:pPr>
-      <w:bookmarkStart w:id="14" w:name="_Toc219714355"/>
+      <w:bookmarkStart w:id="14" w:name="_Toc230271431"/>
       <w:r>
         <w:rPr>
           <w:rFonts w:hint="eastAsia"/>
@@ -7420,7 +7406,7 @@
       <w:pPr>
         <w:pStyle w:val="1"/>
       </w:pPr>
-      <w:bookmarkStart w:id="15" w:name="_Toc219714356"/>
+      <w:bookmarkStart w:id="15" w:name="_Toc230271432"/>
       <w:r>
         <w:rPr>
           <w:rFonts w:hint="eastAsia"/>
@@ -7537,7 +7523,7 @@
       <w:pPr>
         <w:pStyle w:val="1"/>
       </w:pPr>
-      <w:bookmarkStart w:id="16" w:name="_Toc219714357"/>
+      <w:bookmarkStart w:id="16" w:name="_Toc230271433"/>
       <w:r>
         <w:rPr>
           <w:rFonts w:hint="eastAsia"/>
@@ -7636,6 +7622,21 @@
     <w:p/>
     <w:p>
       <w:r>
+        <w:t>対戦ごとに各ファイターのスタート位置がランダムに変化</w:t>
+      </w:r>
+      <w:r>
+        <w:rPr>
+          <w:rFonts w:hint="eastAsia"/>
+        </w:rPr>
+        <w:t>します</w:t>
+      </w:r>
+      <w:r>
+        <w:t>。操作するファイターはライフの色で区別できます。コントローラー選択画面やファイター選択画面で自分の操作するファイターの色を確認しておきましょう。</w:t>
+      </w:r>
+    </w:p>
+    <w:p/>
+    <w:p>
+      <w:r>
         <w:rPr>
           <w:rFonts w:hint="eastAsia"/>
         </w:rPr>
@@ -7772,7 +7773,7 @@
       <w:pPr>
         <w:pStyle w:val="1"/>
       </w:pPr>
-      <w:bookmarkStart w:id="17" w:name="_Toc219714358"/>
+      <w:bookmarkStart w:id="17" w:name="_Toc230271434"/>
       <w:r>
         <w:rPr>
           <w:rFonts w:hint="eastAsia"/>
@@ -7914,7 +7915,7 @@
       <w:pPr>
         <w:pStyle w:val="1"/>
       </w:pPr>
-      <w:bookmarkStart w:id="18" w:name="_Toc219714359"/>
+      <w:bookmarkStart w:id="18" w:name="_Toc230271435"/>
       <w:r>
         <w:rPr>
           <w:rFonts w:hint="eastAsia"/>
@@ -8436,7 +8437,7 @@
       <w:pPr>
         <w:pStyle w:val="1"/>
       </w:pPr>
-      <w:bookmarkStart w:id="19" w:name="_Toc219714360"/>
+      <w:bookmarkStart w:id="19" w:name="_Toc230271436"/>
       <w:r>
         <w:rPr>
           <w:rFonts w:hint="eastAsia"/>
